--- a/简历及项目/彭闯-nlp算法工程师(2).docx
+++ b/简历及项目/彭闯-nlp算法工程师(2).docx
@@ -4441,17 +4441,7 @@
           <w:szCs w:val="21"/>
           <w:lang w:val="en-US" w:eastAsia="zh-CN"/>
         </w:rPr>
-        <w:t>5、公文生成。负责公文数据清理，对比baichuan、glm、qwen不同大小模型对公文格式化的效果，编写基于正则和大模型修正的prompt脚本。整理清洗后的格式化数据文档</w:t>
-      </w:r>
-      <w:bookmarkStart w:id="0" w:name="_GoBack"/>
-      <w:bookmarkEnd w:id="0"/>
-      <w:r>
-        <w:rPr>
-          <w:rFonts w:hint="eastAsia" w:ascii="宋体" w:hAnsi="宋体" w:cs="Arial"/>
-          <w:szCs w:val="21"/>
-          <w:lang w:val="en-US" w:eastAsia="zh-CN"/>
-        </w:rPr>
-        <w:t>13000个。</w:t>
+        <w:t>5、公文生成。负责公文数据清理，对比baichuan、glm、qwen不同大小模型对公文格式化的效果，编写基于正则和大模型修正的prompt脚本。整理清洗后的格式化数据文档13000个。</w:t>
       </w:r>
     </w:p>
     <w:p>
@@ -5887,7 +5877,16 @@
           <w:rFonts w:hint="eastAsia" w:ascii="微软雅黑" w:hAnsi="微软雅黑" w:eastAsia="微软雅黑" w:cs="Arial"/>
           <w:szCs w:val="21"/>
         </w:rPr>
-        <w:t>本人做事认真负责，为人真实，工作积极，乐于与人沟通交流，能很好的与人相处。，了解统计学模型的基本原理、基本理论及机器学习的相关建模原理，有三年nlp相关的经验，了解nlp的底层逻辑和相应的算法，了解pytorch、tensorflow等深度学习框架，有nlp相关的项目经验。</w:t>
+        <w:t>本人做事认真负责，为人真实，工作积极，乐于与人沟通交流，能很好的与人相处。</w:t>
+      </w:r>
+      <w:bookmarkStart w:id="0" w:name="_GoBack"/>
+      <w:bookmarkEnd w:id="0"/>
+      <w:r>
+        <w:rPr>
+          <w:rFonts w:hint="eastAsia" w:ascii="微软雅黑" w:hAnsi="微软雅黑" w:eastAsia="微软雅黑" w:cs="Arial"/>
+          <w:szCs w:val="21"/>
+        </w:rPr>
+        <w:t>了解统计学模型的基本原理、基本理论及机器学习的相关建模原理，有三年nlp相关的经验，了解nlp的底层逻辑和相应的算法，了解pytorch、tensorflow等深度学习框架，有nlp相关的项目经验。</w:t>
       </w:r>
     </w:p>
     <w:p>
